--- a/public/docs/schools-au/pilot/pilot-prospectus.docx
+++ b/public/docs/schools-au/pilot/pilot-prospectus.docx
@@ -625,6 +625,103 @@
         <w:pStyle w:val="Heading2"/>
       </w:pPr>
       <w:r>
+        <w:t xml:space="preserve">Operational Materials</w:t>
+      </w:r>
+    </w:p>
+    <w:p>
+      <w:pPr>
+        <w:pStyle w:val="ListParagraph"/>
+        <w:numPr>
+          <w:ilvl w:val="0"/>
+          <w:numId w:val="2"/>
+        </w:numPr>
+      </w:pPr>
+      <w:r>
+        <w:t xml:space="preserve">Acceptance Runbook</w:t>
+      </w:r>
+    </w:p>
+    <w:p>
+      <w:pPr>
+        <w:pStyle w:val="ListParagraph"/>
+        <w:numPr>
+          <w:ilvl w:val="0"/>
+          <w:numId w:val="2"/>
+        </w:numPr>
+      </w:pPr>
+      <w:r>
+        <w:t xml:space="preserve">Pilot Runbook</w:t>
+      </w:r>
+    </w:p>
+    <w:p>
+      <w:pPr>
+        <w:pStyle w:val="ListParagraph"/>
+        <w:numPr>
+          <w:ilvl w:val="0"/>
+          <w:numId w:val="2"/>
+        </w:numPr>
+      </w:pPr>
+      <w:r>
+        <w:t xml:space="preserve">School Partner Checklist</w:t>
+      </w:r>
+    </w:p>
+    <w:p>
+      <w:pPr>
+        <w:pStyle w:val="ListParagraph"/>
+        <w:numPr>
+          <w:ilvl w:val="0"/>
+          <w:numId w:val="2"/>
+        </w:numPr>
+      </w:pPr>
+      <w:r>
+        <w:t xml:space="preserve">Family Participation Protocol</w:t>
+      </w:r>
+    </w:p>
+    <w:p>
+      <w:pPr>
+        <w:pStyle w:val="ListParagraph"/>
+        <w:numPr>
+          <w:ilvl w:val="0"/>
+          <w:numId w:val="2"/>
+        </w:numPr>
+      </w:pPr>
+      <w:r>
+        <w:t xml:space="preserve">ICT/Privacy Review Checklist</w:t>
+      </w:r>
+    </w:p>
+    <w:p>
+      <w:pPr>
+        <w:pStyle w:val="ListParagraph"/>
+        <w:numPr>
+          <w:ilvl w:val="0"/>
+          <w:numId w:val="2"/>
+        </w:numPr>
+      </w:pPr>
+      <w:r>
+        <w:t xml:space="preserve">Parent Readability Checklist</w:t>
+      </w:r>
+    </w:p>
+    <w:p>
+      <w:pPr>
+        <w:pStyle w:val="ListParagraph"/>
+        <w:numPr>
+          <w:ilvl w:val="0"/>
+          <w:numId w:val="2"/>
+        </w:numPr>
+      </w:pPr>
+      <w:r>
+        <w:t xml:space="preserve">End-of-Pilot Summary</w:t>
+      </w:r>
+    </w:p>
+    <w:p>
+      <w:pPr>
+        <w:spacing w:after="80" w:before="80"/>
+      </w:pPr>
+    </w:p>
+    <w:p>
+      <w:pPr>
+        <w:pStyle w:val="Heading2"/>
+      </w:pPr>
+      <w:r>
         <w:t xml:space="preserve">Success Criteria</w:t>
       </w:r>
     </w:p>

--- a/public/docs/schools-au/pilot/pilot-prospectus.docx
+++ b/public/docs/schools-au/pilot/pilot-prospectus.docx
@@ -49,7 +49,7 @@
           <w:sz w:val="24"/>
           <w:szCs w:val="24"/>
         </w:rPr>
-        <w:t xml:space="preserve">School partnership proposal for classroom trial</w:t>
+        <w:t xml:space="preserve">Independent proposal for a classroom trial</w:t>
       </w:r>
     </w:p>
     <w:p>
@@ -269,7 +269,7 @@
                 <w:sz w:val="20"/>
                 <w:szCs w:val="20"/>
               </w:rPr>
-              <w:t xml:space="preserve">2 to 3</w:t>
+              <w:t xml:space="preserve">1</w:t>
             </w:r>
           </w:p>
         </w:tc>
@@ -326,7 +326,7 @@
                 <w:sz w:val="20"/>
                 <w:szCs w:val="20"/>
               </w:rPr>
-              <w:t xml:space="preserve">1 to 2 per school</w:t>
+              <w:t xml:space="preserve">1</w:t>
             </w:r>
           </w:p>
         </w:tc>
@@ -341,6 +341,63 @@
               <w:bottom w:val="single" w:color="CBD5E1" w:sz="1"/>
               <w:right w:val="single" w:color="CBD5E1" w:sz="1"/>
             </w:tcBorders>
+            <w:tcMar>
+              <w:top w:type="dxa" w:w="60"/>
+              <w:left w:type="dxa" w:w="100"/>
+              <w:bottom w:type="dxa" w:w="60"/>
+              <w:right w:type="dxa" w:w="100"/>
+            </w:tcMar>
+          </w:tcPr>
+          <w:p>
+            <w:r>
+              <w:rPr>
+                <w:rFonts w:ascii="Calibri" w:cs="Calibri" w:eastAsia="Calibri" w:hAnsi="Calibri"/>
+                <w:sz w:val="20"/>
+                <w:szCs w:val="20"/>
+              </w:rPr>
+              <w:t xml:space="preserve">Lead teacher</w:t>
+            </w:r>
+          </w:p>
+        </w:tc>
+        <w:tc>
+          <w:tcPr>
+            <w:tcW w:type="dxa" w:w="6386"/>
+            <w:tcBorders>
+              <w:top w:val="single" w:color="CBD5E1" w:sz="1"/>
+              <w:left w:val="single" w:color="CBD5E1" w:sz="1"/>
+              <w:bottom w:val="single" w:color="CBD5E1" w:sz="1"/>
+              <w:right w:val="single" w:color="CBD5E1" w:sz="1"/>
+            </w:tcBorders>
+            <w:tcMar>
+              <w:top w:type="dxa" w:w="60"/>
+              <w:left w:type="dxa" w:w="100"/>
+              <w:bottom w:type="dxa" w:w="60"/>
+              <w:right w:type="dxa" w:w="100"/>
+            </w:tcMar>
+          </w:tcPr>
+          <w:p>
+            <w:r>
+              <w:rPr>
+                <w:rFonts w:ascii="Calibri" w:cs="Calibri" w:eastAsia="Calibri" w:hAnsi="Calibri"/>
+                <w:sz w:val="20"/>
+                <w:szCs w:val="20"/>
+              </w:rPr>
+              <w:t xml:space="preserve">1</w:t>
+            </w:r>
+          </w:p>
+        </w:tc>
+      </w:tr>
+      <w:tr>
+        <w:tc>
+          <w:tcPr>
+            <w:tcW w:type="dxa" w:w="3000"/>
+            <w:tcBorders>
+              <w:top w:val="single" w:color="CBD5E1" w:sz="1"/>
+              <w:left w:val="single" w:color="CBD5E1" w:sz="1"/>
+              <w:bottom w:val="single" w:color="CBD5E1" w:sz="1"/>
+              <w:right w:val="single" w:color="CBD5E1" w:sz="1"/>
+            </w:tcBorders>
+            <w:shd w:fill="F1F5F9" w:val="clear"/>
             <w:tcMar>
               <w:top w:type="dxa" w:w="60"/>
               <w:left w:type="dxa" w:w="100"/>
@@ -382,7 +439,7 @@
                 <w:sz w:val="20"/>
                 <w:szCs w:val="20"/>
               </w:rPr>
-              <w:t xml:space="preserve">4 to 8 weeks</w:t>
+              <w:t xml:space="preserve">Initial single-class pilot with a stop/go review after the first fortnight</w:t>
             </w:r>
           </w:p>
         </w:tc>
